--- a/download/controllable_unit_service_provider.docx
+++ b/download/controllable_unit_service_provider.docx
@@ -2794,7 +2794,7 @@
     <w:bookmarkEnd w:id="42"/>
     <w:bookmarkEnd w:id="43"/>
     <w:sectPr>
-      <w:headerReference r:id="rId11" w:type="default"/>
+      <w:headerReference r:id="rId9" w:type="default"/>
       <w:pgSz w:h="11906" w:orient="landscape" w:w="16838"/>
       <w:pgMar w:bottom="1417" w:footer="708" w:gutter="0" w:header="708" w:left="1417" w:right="1417" w:top="1417"/>
       <w:cols w:space="708"/>

--- a/download/controllable_unit_service_provider.docx
+++ b/download/controllable_unit_service_provider.docx
@@ -2794,7 +2794,7 @@
     <w:bookmarkEnd w:id="42"/>
     <w:bookmarkEnd w:id="43"/>
     <w:sectPr>
-      <w:headerReference r:id="rId9" w:type="default"/>
+      <w:headerReference r:id="rId11" w:type="default"/>
       <w:pgSz w:h="11906" w:orient="landscape" w:w="16838"/>
       <w:pgMar w:bottom="1417" w:footer="708" w:gutter="0" w:header="708" w:left="1417" w:right="1417" w:top="1417"/>
       <w:cols w:space="708"/>

--- a/download/controllable_unit_service_provider.docx
+++ b/download/controllable_unit_service_provider.docx
@@ -1084,14 +1084,127 @@
         <w:t xml:space="preserve">Balance Responsible Party</w:t>
       </w:r>
     </w:p>
-    <w:p>
-      <w:pPr>
-        <w:pStyle w:val="FirstParagraph"/>
-      </w:pPr>
-      <w:r>
-        <w:t xml:space="preserve">No policies.</w:t>
-      </w:r>
-    </w:p>
+    <w:tbl>
+      <w:tblPr>
+        <w:tblStyle w:val="Table"/>
+        <w:tblW w:type="pct" w:w="5000"/>
+        <w:tblLayout w:type="fixed"/>
+        <w:tblLook w:firstRow="1" w:lastRow="0" w:firstColumn="0" w:lastColumn="0" w:noHBand="0" w:noVBand="0" w:val="0020"/>
+      </w:tblPr>
+      <w:tblGrid>
+        <w:gridCol w:w="990"/>
+        <w:gridCol w:w="6320"/>
+        <w:gridCol w:w="609"/>
+      </w:tblGrid>
+      <w:tr>
+        <w:trPr>
+          <w:tblHeader w:val="on"/>
+        </w:trPr>
+        <w:tc>
+          <w:tcPr/>
+          <w:p>
+            <w:pPr>
+              <w:pStyle w:val="Compact"/>
+            </w:pPr>
+            <w:r>
+              <w:t xml:space="preserve">Policy key</w:t>
+            </w:r>
+          </w:p>
+        </w:tc>
+        <w:tc>
+          <w:tcPr/>
+          <w:p>
+            <w:pPr>
+              <w:pStyle w:val="Compact"/>
+            </w:pPr>
+            <w:r>
+              <w:t xml:space="preserve">Policy</w:t>
+            </w:r>
+          </w:p>
+        </w:tc>
+        <w:tc>
+          <w:tcPr/>
+          <w:p>
+            <w:pPr>
+              <w:pStyle w:val="Compact"/>
+            </w:pPr>
+            <w:r>
+              <w:t xml:space="preserve">Status</w:t>
+            </w:r>
+          </w:p>
+        </w:tc>
+      </w:tr>
+      <w:tr>
+        <w:tc>
+          <w:tcPr/>
+          <w:p>
+            <w:pPr>
+              <w:pStyle w:val="Compact"/>
+            </w:pPr>
+            <w:r>
+              <w:t xml:space="preserve">CUSP-BRP001</w:t>
+            </w:r>
+          </w:p>
+        </w:tc>
+        <w:tc>
+          <w:tcPr/>
+          <w:p>
+            <w:pPr>
+              <w:pStyle w:val="Compact"/>
+            </w:pPr>
+            <w:r>
+              <w:t xml:space="preserve">Read CUSP on CU where they are currently BRP on the AP.</w:t>
+            </w:r>
+          </w:p>
+        </w:tc>
+        <w:tc>
+          <w:tcPr/>
+          <w:p>
+            <w:pPr>
+              <w:pStyle w:val="Compact"/>
+            </w:pPr>
+            <w:r>
+              <w:t xml:space="preserve">DONE</w:t>
+            </w:r>
+          </w:p>
+        </w:tc>
+      </w:tr>
+      <w:tr>
+        <w:tc>
+          <w:tcPr/>
+          <w:p>
+            <w:pPr>
+              <w:pStyle w:val="Compact"/>
+            </w:pPr>
+            <w:r>
+              <w:t xml:space="preserve">CUSP-BRP002</w:t>
+            </w:r>
+          </w:p>
+        </w:tc>
+        <w:tc>
+          <w:tcPr/>
+          <w:p>
+            <w:pPr>
+              <w:pStyle w:val="Compact"/>
+            </w:pPr>
+            <w:r>
+              <w:t xml:space="preserve">Read CUSP history on CU where they were BRP on the AP during the contract period.</w:t>
+            </w:r>
+          </w:p>
+        </w:tc>
+        <w:tc>
+          <w:tcPr/>
+          <w:p>
+            <w:pPr>
+              <w:pStyle w:val="Compact"/>
+            </w:pPr>
+            <w:r>
+              <w:t xml:space="preserve">DONE</w:t>
+            </w:r>
+          </w:p>
+        </w:tc>
+      </w:tr>
+    </w:tbl>
     <w:bookmarkEnd w:id="31"/>
     <w:bookmarkStart w:id="32" w:name="end-user"/>
     <w:p>
@@ -2794,7 +2907,7 @@
     <w:bookmarkEnd w:id="42"/>
     <w:bookmarkEnd w:id="43"/>
     <w:sectPr>
-      <w:headerReference r:id="rId9" w:type="default"/>
+      <w:headerReference r:id="rId11" w:type="default"/>
       <w:pgSz w:h="11906" w:orient="landscape" w:w="16838"/>
       <w:pgMar w:bottom="1417" w:footer="708" w:gutter="0" w:header="708" w:left="1417" w:right="1417" w:top="1417"/>
       <w:cols w:space="708"/>
